--- a/NYC_Airbnb_Anticipated_Questions.docx
+++ b/NYC_Airbnb_Anticipated_Questions.docx
@@ -213,6 +213,193 @@
       </w:pPr>
       <w:r>
         <w:t xml:space="preserve">Financial Case</w:t>
+      </w:r>
+    </w:p>
+    <w:p>
+      <w:pPr>
+        <w:pStyle w:val="FirstParagraph"/>
+      </w:pPr>
+      <w:r>
+        <w:rPr>
+          <w:b/>
+          <w:bCs/>
+        </w:rPr>
+        <w:t xml:space="preserve">Q: Your model says</w:t>
+      </w:r>
+      <w:r>
+        <w:rPr>
+          <w:b/>
+          <w:bCs/>
+        </w:rPr>
+        <w:t xml:space="preserve"> </w:t>
+      </w:r>
+      <w:r>
+        <w:rPr>
+          <w:b/>
+          <w:bCs/>
+        </w:rPr>
+        <w:t xml:space="preserve">“Uncertain”</w:t>
+      </w:r>
+      <w:r>
+        <w:rPr>
+          <w:b/>
+          <w:bCs/>
+        </w:rPr>
+        <w:t xml:space="preserve"> </w:t>
+      </w:r>
+      <w:r>
+        <w:rPr>
+          <w:b/>
+          <w:bCs/>
+        </w:rPr>
+        <w:t xml:space="preserve">for most listings. How much of the $7.6M comes from listings you can't actually make a call on?</w:t>
+      </w:r>
+    </w:p>
+    <w:p>
+      <w:pPr>
+        <w:pStyle w:val="BlockText"/>
+      </w:pPr>
+      <w:r>
+        <w:t xml:space="preserve">Sixty-nine percent, and we'd rather say that first than have you find it. The confident-call subset is 543 listings worth</w:t>
+      </w:r>
+      <w:r>
+        <w:t xml:space="preserve"> </w:t>
+      </w:r>
+      <w:r>
+        <w:rPr>
+          <w:b/>
+          <w:bCs/>
+        </w:rPr>
+        <w:t xml:space="preserve">$2.34M</w:t>
+      </w:r>
+      <w:r>
+        <w:t xml:space="preserve">; the remaining</w:t>
+      </w:r>
+      <w:r>
+        <w:t xml:space="preserve"> </w:t>
+      </w:r>
+      <w:r>
+        <w:rPr>
+          <w:b/>
+          <w:bCs/>
+        </w:rPr>
+        <w:t xml:space="preserve">$5.21M</w:t>
+      </w:r>
+      <w:r>
+        <w:t xml:space="preserve"> </w:t>
+      </w:r>
+      <w:r>
+        <w:t xml:space="preserve">comes from listings whose current price sits</w:t>
+      </w:r>
+      <w:r>
+        <w:t xml:space="preserve"> </w:t>
+      </w:r>
+      <w:r>
+        <w:rPr>
+          <w:i/>
+          <w:iCs/>
+        </w:rPr>
+        <w:t xml:space="preserve">inside</w:t>
+      </w:r>
+      <w:r>
+        <w:t xml:space="preserve"> </w:t>
+      </w:r>
+      <w:r>
+        <w:t xml:space="preserve">our calibrated interval. Two things about that. First,</w:t>
+      </w:r>
+      <w:r>
+        <w:t xml:space="preserve"> </w:t>
+      </w:r>
+      <w:r>
+        <w:t xml:space="preserve">“Uncertain”</w:t>
+      </w:r>
+      <w:r>
+        <w:t xml:space="preserve"> </w:t>
+      </w:r>
+      <w:r>
+        <w:t xml:space="preserve">is a statement about the interval, not the absence of signal — the revenue math uses q50, the central estimate, which is still the best point estimate for a listing no matter how wide the band around it is, and the model-noise discount already haircuts the gap for exactly that reason. Second, and more usefully: at 15.5%, the confident subset alone returns</w:t>
+      </w:r>
+      <w:r>
+        <w:t xml:space="preserve"> </w:t>
+      </w:r>
+      <w:r>
+        <w:rPr>
+          <w:b/>
+          <w:bCs/>
+        </w:rPr>
+        <w:t xml:space="preserve">$363K a year</w:t>
+      </w:r>
+      <w:r>
+        <w:t xml:space="preserve"> </w:t>
+      </w:r>
+      <w:r>
+        <w:t xml:space="preserve">against a $65K build and $30K annual run. It clears the funding bar on its own. So you can take $2.34M or $7.56M and the decision doesn't change — which is the honest reason we're comfortable showing you both.</w:t>
+      </w:r>
+    </w:p>
+    <w:p>
+      <w:pPr>
+        <w:pStyle w:val="FirstParagraph"/>
+      </w:pPr>
+      <w:r>
+        <w:rPr>
+          <w:b/>
+          <w:bCs/>
+        </w:rPr>
+        <w:t xml:space="preserve">Q: If the tool tells a host</w:t>
+      </w:r>
+      <w:r>
+        <w:rPr>
+          <w:b/>
+          <w:bCs/>
+        </w:rPr>
+        <w:t xml:space="preserve"> </w:t>
+      </w:r>
+      <w:r>
+        <w:rPr>
+          <w:b/>
+          <w:bCs/>
+        </w:rPr>
+        <w:t xml:space="preserve">“Uncertain,”</w:t>
+      </w:r>
+      <w:r>
+        <w:rPr>
+          <w:b/>
+          <w:bCs/>
+        </w:rPr>
+        <w:t xml:space="preserve"> </w:t>
+      </w:r>
+      <w:r>
+        <w:rPr>
+          <w:b/>
+          <w:bCs/>
+        </w:rPr>
+        <w:t xml:space="preserve">why would they act on it at all?</w:t>
+      </w:r>
+    </w:p>
+    <w:p>
+      <w:pPr>
+        <w:pStyle w:val="BlockText"/>
+      </w:pPr>
+      <w:r>
+        <w:t xml:space="preserve">For those listings they probably wouldn't act on price alone, and the product doesn't pretend otherwise — that's the difference between our tool and a black-box recommendation. What a host in that position still gets is the peer comparison and the ranked amenity gaps versus high performers, which is the part of the recommendation that doesn't depend on the price call being sharp. It's also why we report the confident subset separately: it separates</w:t>
+      </w:r>
+      <w:r>
+        <w:t xml:space="preserve"> </w:t>
+      </w:r>
+      <w:r>
+        <w:t xml:space="preserve">“what we'd confidently tell a host to do today”</w:t>
+      </w:r>
+      <w:r>
+        <w:t xml:space="preserve"> </w:t>
+      </w:r>
+      <w:r>
+        <w:t xml:space="preserve">from</w:t>
+      </w:r>
+      <w:r>
+        <w:t xml:space="preserve"> </w:t>
+      </w:r>
+      <w:r>
+        <w:t xml:space="preserve">“the full measured gap in the market.”</w:t>
       </w:r>
     </w:p>
     <w:p>

--- a/NYC_Airbnb_Anticipated_Questions.docx
+++ b/NYC_Airbnb_Anticipated_Questions.docx
@@ -60,7 +60,7 @@
         <w:pStyle w:val="BlockText"/>
       </w:pPr>
       <w:r>
-        <w:t xml:space="preserve">It would be, which is why we don't extrapolate it. That sample skews heavily toward established, loyal-demand hosts (median 142 reviews, 14 years hosting) — the least price-sensitive segment in the market — and 99.3% of underpriced short-stay listings sit below that profile. So we apply β = −0.92 only to listings that match the panel (≥142 reviews) and fall back to the −1.0 mathematical breakeven for everything below it, which requires no data at all because it is an algebraic identity. An earlier version of this analysis did apply the coefficient uniformly and reported a $9.6M</w:t>
+        <w:t xml:space="preserve">It would be, which is why we don't extrapolate it. That sample skews heavily toward established, loyal-demand hosts (median 142 reviews, 14 years hosting) — the least price-sensitive segment in the market — and 76% of underpriced short-stay listings sit below the 142-review threshold, with 99% falling short of the panel profile on reviews, tenure, or both. So we apply β = −0.92 only to listings that match the panel (≥142 reviews) and fall back to the −1.0 mathematical breakeven for everything below it, which requires no data at all because it is an algebraic identity. An earlier version of this analysis did apply the coefficient uniformly and reported a $9.6M</w:t>
       </w:r>
       <w:r>
         <w:t xml:space="preserve"> </w:t>

--- a/NYC_Airbnb_Anticipated_Questions.docx
+++ b/NYC_Airbnb_Anticipated_Questions.docx
@@ -23,7 +23,7 @@
           <w:i/>
           <w:iCs/>
         </w:rPr>
-        <w:t xml:space="preserve">Quick-reference companion to the Technical Appendix — for live Q&amp;A, not the timed presentation</w:t>
+        <w:t xml:space="preserve">Quick-reference companion to the Technical Appendix, for live Q&amp;A, not the timed presentation</w:t>
       </w:r>
     </w:p>
     <w:p>
@@ -31,9 +31,212 @@
         <w:pStyle w:val="BodyText"/>
       </w:pPr>
       <w:r>
-        <w:t xml:space="preserve">Sharpest, most likely questions first. Each answer is the honest, prepared version, not a deflection — a team that raises its own weakest points first reads as more credible than one that waits to get caught.</w:t>
-      </w:r>
-    </w:p>
+        <w:t xml:space="preserve">Sharpest, most likely questions first. Each answer is the honest, prepared version, not a deflection. A team that raises its own weakest points first reads as more credible than one that waits to get caught.</w:t>
+      </w:r>
+    </w:p>
+    <w:p>
+      <w:pPr>
+        <w:pStyle w:val="BodyText"/>
+      </w:pPr>
+      <w:r>
+        <w:rPr>
+          <w:b/>
+          <w:bCs/>
+        </w:rPr>
+        <w:t xml:space="preserve">Which backup slide answers which question.</w:t>
+      </w:r>
+      <w:r>
+        <w:t xml:space="preserve"> </w:t>
+      </w:r>
+      <w:r>
+        <w:t xml:space="preserve">These sit in the deck but are not presented. Pull the relevant one up rather than describing it.</w:t>
+      </w:r>
+    </w:p>
+    <w:tbl>
+      <w:tblPr>
+        <w:tblStyle w:val="Table"/>
+        <w:tblW w:type="pct" w:w="4867"/>
+        <w:tblLayout w:type="fixed"/>
+        <w:tblLook w:firstRow="1" w:lastRow="0" w:firstColumn="0" w:lastColumn="0" w:noHBand="0" w:noVBand="0" w:val="0020"/>
+      </w:tblPr>
+      <w:tblGrid>
+        <w:gridCol w:w="5174"/>
+        <w:gridCol w:w="2534"/>
+      </w:tblGrid>
+      <w:tr>
+        <w:trPr>
+          <w:tblHeader w:val="on"/>
+        </w:trPr>
+        <w:tc>
+          <w:tcPr/>
+          <w:p>
+            <w:pPr>
+              <w:pStyle w:val="Compact"/>
+              <w:jc w:val="left"/>
+            </w:pPr>
+            <w:r>
+              <w:rPr>
+                <w:b/>
+                <w:bCs/>
+              </w:rPr>
+              <w:t xml:space="preserve">If asked</w:t>
+            </w:r>
+          </w:p>
+        </w:tc>
+        <w:tc>
+          <w:tcPr/>
+          <w:p>
+            <w:pPr>
+              <w:pStyle w:val="Compact"/>
+              <w:jc w:val="left"/>
+            </w:pPr>
+            <w:r>
+              <w:rPr>
+                <w:b/>
+                <w:bCs/>
+              </w:rPr>
+              <w:t xml:space="preserve">Pull up</w:t>
+            </w:r>
+          </w:p>
+        </w:tc>
+      </w:tr>
+      <w:tr>
+        <w:tc>
+          <w:tcPr/>
+          <w:p>
+            <w:pPr>
+              <w:pStyle w:val="Compact"/>
+              <w:jc w:val="left"/>
+            </w:pPr>
+            <w:r>
+              <w:t xml:space="preserve">Why this model? Did you test others?</w:t>
+            </w:r>
+          </w:p>
+        </w:tc>
+        <w:tc>
+          <w:tcPr/>
+          <w:p>
+            <w:pPr>
+              <w:pStyle w:val="Compact"/>
+              <w:jc w:val="left"/>
+            </w:pPr>
+            <w:r>
+              <w:t xml:space="preserve">B1 Model bake-off</w:t>
+            </w:r>
+          </w:p>
+        </w:tc>
+      </w:tr>
+      <w:tr>
+        <w:tc>
+          <w:tcPr/>
+          <w:p>
+            <w:pPr>
+              <w:pStyle w:val="Compact"/>
+              <w:jc w:val="left"/>
+            </w:pPr>
+            <w:r>
+              <w:t xml:space="preserve">Where does the $7.6M come from?</w:t>
+            </w:r>
+          </w:p>
+        </w:tc>
+        <w:tc>
+          <w:tcPr/>
+          <w:p>
+            <w:pPr>
+              <w:pStyle w:val="Compact"/>
+              <w:jc w:val="left"/>
+            </w:pPr>
+            <w:r>
+              <w:t xml:space="preserve">B2 How it is built</w:t>
+            </w:r>
+          </w:p>
+        </w:tc>
+      </w:tr>
+      <w:tr>
+        <w:tc>
+          <w:tcPr/>
+          <w:p>
+            <w:pPr>
+              <w:pStyle w:val="Compact"/>
+              <w:jc w:val="left"/>
+            </w:pPr>
+            <w:r>
+              <w:t xml:space="preserve">Why 142 reviews? Is 64 listings an</w:t>
+            </w:r>
+            <w:r>
+              <w:t xml:space="preserve"> </w:t>
+            </w:r>
+            <w:r>
+              <w:t xml:space="preserve">extrapolation?</w:t>
+            </w:r>
+          </w:p>
+        </w:tc>
+        <w:tc>
+          <w:tcPr/>
+          <w:p>
+            <w:pPr>
+              <w:pStyle w:val="Compact"/>
+              <w:jc w:val="left"/>
+            </w:pPr>
+            <w:r>
+              <w:t xml:space="preserve">B3 The 142 split</w:t>
+            </w:r>
+          </w:p>
+        </w:tc>
+      </w:tr>
+      <w:tr>
+        <w:tc>
+          <w:tcPr/>
+          <w:p>
+            <w:pPr>
+              <w:pStyle w:val="Compact"/>
+              <w:jc w:val="left"/>
+            </w:pPr>
+            <w:r>
+              <w:t xml:space="preserve">Most of your listings are Uncertain</w:t>
+            </w:r>
+          </w:p>
+        </w:tc>
+        <w:tc>
+          <w:tcPr/>
+          <w:p>
+            <w:pPr>
+              <w:pStyle w:val="Compact"/>
+              <w:jc w:val="left"/>
+            </w:pPr>
+            <w:r>
+              <w:t xml:space="preserve">B4 Revenue by confidence</w:t>
+            </w:r>
+          </w:p>
+        </w:tc>
+      </w:tr>
+      <w:tr>
+        <w:tc>
+          <w:tcPr/>
+          <w:p>
+            <w:pPr>
+              <w:pStyle w:val="Compact"/>
+              <w:jc w:val="left"/>
+            </w:pPr>
+            <w:r>
+              <w:t xml:space="preserve">How do you know the model works?</w:t>
+            </w:r>
+          </w:p>
+        </w:tc>
+        <w:tc>
+          <w:tcPr/>
+          <w:p>
+            <w:pPr>
+              <w:pStyle w:val="Compact"/>
+              <w:jc w:val="left"/>
+            </w:pPr>
+            <w:r>
+              <w:t xml:space="preserve">B5 Validation</w:t>
+            </w:r>
+          </w:p>
+        </w:tc>
+      </w:tr>
+    </w:tbl>
     <w:bookmarkStart w:id="9" w:name="price-elasticity-data"/>
     <w:p>
       <w:pPr>
@@ -52,6 +255,42 @@
           <w:b/>
           <w:bCs/>
         </w:rPr>
+        <w:t xml:space="preserve">Q: Why do short-stay and monthly behave so differently? A listing is a listing.</w:t>
+      </w:r>
+    </w:p>
+    <w:p>
+      <w:pPr>
+        <w:pStyle w:val="BlockText"/>
+      </w:pPr>
+      <w:r>
+        <w:t xml:space="preserve">They sell against different alternatives. A short-stay listing competes with hotels and with other short-stay listings for the same specific dates, where a guest can compare several options in minutes and switching costs nothing. A monthly listing, which we define by a 28-night minimum, competes with apartment sublets and corporate housing, and that guest is solving a housing problem (a relocation, a contract, a semester) against far thinner supply. The difference in the substitute set is why the measured elasticities differ, and why we calibrate the engine separately for each market instead of pooling them. One point of precision on the monthly side: we detected no price response in the pilot, which is a failure to measure one rather than evidence that monthly guests ignore price.</w:t>
+      </w:r>
+      <w:r>
+        <w:t xml:space="preserve"> </w:t>
+      </w:r>
+      <w:r>
+        <w:rPr>
+          <w:b/>
+          <w:bCs/>
+        </w:rPr>
+        <w:t xml:space="preserve">Backup slide B3</w:t>
+      </w:r>
+      <w:r>
+        <w:t xml:space="preserve"> </w:t>
+      </w:r>
+      <w:r>
+        <w:t xml:space="preserve">covers where we do and do not apply the coefficient.</w:t>
+      </w:r>
+    </w:p>
+    <w:p>
+      <w:pPr>
+        <w:pStyle w:val="FirstParagraph"/>
+      </w:pPr>
+      <w:r>
+        <w:rPr>
+          <w:b/>
+          <w:bCs/>
+        </w:rPr>
         <w:t xml:space="preserve">Q: Your whole financial story rests on 64 non-random listings. Isn't that a huge extrapolation?</w:t>
       </w:r>
     </w:p>
@@ -60,7 +299,7 @@
         <w:pStyle w:val="BlockText"/>
       </w:pPr>
       <w:r>
-        <w:t xml:space="preserve">It would be, which is why we don't extrapolate it. That sample skews heavily toward established, loyal-demand hosts (median 142 reviews, 14 years hosting) — the least price-sensitive segment in the market — and 76% of underpriced short-stay listings sit below the 142-review threshold, with 99% falling short of the panel profile on reviews, tenure, or both. So we apply β = −0.92 only to listings that match the panel (≥142 reviews) and fall back to the −1.0 mathematical breakeven for everything below it, which requires no data at all because it is an algebraic identity. An earlier version of this analysis did apply the coefficient uniformly and reported a $9.6M</w:t>
+        <w:t xml:space="preserve">It would be, which is why we don't extrapolate it. That sample skews heavily toward established, loyal-demand hosts (median 142 reviews, 14 years hosting), the least price-sensitive segment in the market, and 76% of underpriced short-stay listings sit below the 142-review threshold, with 99% falling short of the panel profile on reviews, tenure, or both. So we apply β = −0.92 only to listings that match the panel (≥142 reviews) and fall back to the −1.0 mathematical breakeven for everything below it, which requires no data at all because it is an algebraic identity. An earlier version of this analysis did apply the coefficient uniformly and reported a $9.6M</w:t>
       </w:r>
       <w:r>
         <w:t xml:space="preserve"> </w:t>
@@ -124,7 +363,7 @@
           <w:b/>
           <w:bCs/>
         </w:rPr>
-        <w:t xml:space="preserve">Q: No verified case study of an Airbnb-specific adoption curve exists — why trust the ramp numbers?</w:t>
+        <w:t xml:space="preserve">Q: No verified case study of an Airbnb-specific adoption curve exists. Why trust the ramp numbers?</w:t>
       </w:r>
     </w:p>
     <w:p>
@@ -162,7 +401,7 @@
         <w:pStyle w:val="BlockText"/>
       </w:pPr>
       <w:r>
-        <w:t xml:space="preserve">Fair challenge. "Fair value" is a peer-comparison estimate, not a causal optimum, we don't claim otherwise. What makes it more than a restated mean: it's calibrated (conformal calibration verifies the 80% interval actually achieves 80% coverage), segment-split, and host-tier-aware, so the comparison is to genuinely similar peers, not the whole market average.</w:t>
+        <w:t xml:space="preserve">Fair challenge. "Fair value" is a peer-comparison estimate, not a causal optimum, we don't claim otherwise. What makes it more than a restated mean: it's calibrated (conformal calibration verifies the 80% interval actually achieves 80% coverage), segment-split, and host-tier-aware, so the comparison is to truly similar peers, not the whole market average.</w:t>
       </w:r>
     </w:p>
     <w:p>
@@ -182,7 +421,7 @@
         <w:pStyle w:val="BlockText"/>
       </w:pPr>
       <w:r>
-        <w:t xml:space="preserve">Real concern, three things bound it: adoption realistically caps around 42% steady-state, so the aggregate moves slowly; the measured elasticity is partial-equilibrium (one listing moving against peers who hold still) — the true market-wide elasticity is almost certainly larger once guests' outside options bind, which blunts a runaway effect; and if underpriced listings exist due to genuine information asymmetry, correcting that is a one-time efficiency gain, not indefinite inflation, provided the model retrains on a normal cadence rather than chasing its own effect on the market in real time.</w:t>
+        <w:t xml:space="preserve">Real concern, three things bound it: adoption realistically caps around 42% steady-state, so the aggregate moves slowly; the measured elasticity is partial-equilibrium (one listing moving against peers who hold still); the true market-wide elasticity is almost certainly larger once guests' outside options bind, which blunts a runaway effect; and if underpriced listings exist due to genuine information asymmetry, correcting that is a one-time efficiency gain, not indefinite inflation, provided the model retrains on a normal cadence rather than chasing its own effect on the market in real time.</w:t>
       </w:r>
     </w:p>
     <w:p>
@@ -224,6 +463,89 @@
           <w:b/>
           <w:bCs/>
         </w:rPr>
+        <w:t xml:space="preserve">Q: Can we check your arithmetic?</w:t>
+      </w:r>
+    </w:p>
+    <w:p>
+      <w:pPr>
+        <w:pStyle w:val="BlockText"/>
+      </w:pPr>
+      <w:r>
+        <w:t xml:space="preserve">Yes, and we would rather you did.</w:t>
+      </w:r>
+      <w:r>
+        <w:t xml:space="preserve"> </w:t>
+      </w:r>
+      <w:r>
+        <w:rPr>
+          <w:rStyle w:val="VerbatimChar"/>
+        </w:rPr>
+        <w:t xml:space="preserve">model v4/elasticity/reproduce_revenue_lift.py</w:t>
+      </w:r>
+      <w:r>
+        <w:t xml:space="preserve"> </w:t>
+      </w:r>
+      <w:r>
+        <w:t xml:space="preserve">regenerates the headline figures from committed data. It returns $7.56M host GBV, $1.17M in Airbnb fees and 77,499 nights against the $7.57M / $1.17M / 77,606 we report, agreement to roughly 0.1%, with the residual coming from the outlier-trim boundary. Two details in that script are easy to get wrong and are documented inside it: the 1–99 percentile trim applies to</w:t>
+      </w:r>
+      <w:r>
+        <w:t xml:space="preserve"> </w:t>
+      </w:r>
+      <w:r>
+        <w:rPr>
+          <w:b/>
+          <w:bCs/>
+        </w:rPr>
+        <w:t xml:space="preserve">nightly price</w:t>
+      </w:r>
+      <w:r>
+        <w:t xml:space="preserve"> </w:t>
+      </w:r>
+      <w:r>
+        <w:t xml:space="preserve">rather than to the revenue delta (trimming the delta understates the result by $1.6M), and recovered nights are summed across</w:t>
+      </w:r>
+      <w:r>
+        <w:t xml:space="preserve"> </w:t>
+      </w:r>
+      <w:r>
+        <w:rPr>
+          <w:b/>
+          <w:bCs/>
+        </w:rPr>
+        <w:t xml:space="preserve">both</w:t>
+      </w:r>
+      <w:r>
+        <w:t xml:space="preserve"> </w:t>
+      </w:r>
+      <w:r>
+        <w:t xml:space="preserve">review tiers, because the sub-142 tier nets zero revenue at breakeven while still recovering real bookings.</w:t>
+      </w:r>
+      <w:r>
+        <w:t xml:space="preserve"> </w:t>
+      </w:r>
+      <w:r>
+        <w:rPr>
+          <w:b/>
+          <w:bCs/>
+        </w:rPr>
+        <w:t xml:space="preserve">Backup slide B2</w:t>
+      </w:r>
+      <w:r>
+        <w:t xml:space="preserve"> </w:t>
+      </w:r>
+      <w:r>
+        <w:t xml:space="preserve">has the build-up.</w:t>
+      </w:r>
+    </w:p>
+    <w:p>
+      <w:pPr>
+        <w:pStyle w:val="FirstParagraph"/>
+      </w:pPr>
+      <w:r>
+        <w:rPr>
+          <w:b/>
+          <w:bCs/>
+        </w:rPr>
         <w:t xml:space="preserve">Q: Your model says</w:t>
       </w:r>
       <w:r>
@@ -317,7 +639,7 @@
         <w:t xml:space="preserve"> </w:t>
       </w:r>
       <w:r>
-        <w:t xml:space="preserve">is a statement about the interval, not the absence of signal — the revenue math uses q50, the central estimate, which is still the best point estimate for a listing no matter how wide the band around it is, and the model-noise discount already haircuts the gap for exactly that reason. Second, and more usefully: at 15.5%, the confident subset alone returns</w:t>
+        <w:t xml:space="preserve">is a statement about the interval, not the absence of signal. The revenue math uses q50, the central estimate, which is still the best point estimate for a listing no matter how wide the band around it is, and the model-noise discount already haircuts the gap for exactly that reason. Second, and more usefully: at 15.5%, the confident subset alone returns</w:t>
       </w:r>
       <w:r>
         <w:t xml:space="preserve"> </w:t>
@@ -333,7 +655,7 @@
         <w:t xml:space="preserve"> </w:t>
       </w:r>
       <w:r>
-        <w:t xml:space="preserve">against a $65K build and $30K annual run. It clears the funding bar on its own. So you can take $2.34M or $7.56M and the decision doesn't change — which is the honest reason we're comfortable showing you both.</w:t>
+        <w:t xml:space="preserve">against a $65K build and $30K annual run. It clears the funding bar on its own. So you can take $2.34M or $7.56M and the decision doesn't change, which is the honest reason we're comfortable showing you both.</w:t>
       </w:r>
     </w:p>
     <w:p>
@@ -381,7 +703,7 @@
         <w:pStyle w:val="BlockText"/>
       </w:pPr>
       <w:r>
-        <w:t xml:space="preserve">For those listings they probably wouldn't act on price alone, and the product doesn't pretend otherwise — that's the difference between our tool and a black-box recommendation. What a host in that position still gets is the peer comparison and the ranked amenity gaps versus high performers, which is the part of the recommendation that doesn't depend on the price call being sharp. It's also why we report the confident subset separately: it separates</w:t>
+        <w:t xml:space="preserve">For those listings they probably wouldn't act on price alone, and the product doesn't pretend otherwise, and that's the difference between our tool and a black-box recommendation. What a host in that position still gets is the peer comparison and the ranked amenity gaps versus high performers, which is the part of the recommendation that doesn't depend on the price call being sharp. It's also why we report the confident subset separately: it separates</w:t>
       </w:r>
       <w:r>
         <w:t xml:space="preserve"> </w:t>
@@ -451,7 +773,7 @@
           <w:b/>
           <w:bCs/>
         </w:rPr>
-        <w:t xml:space="preserve">Q: What about the overpriced half of listings — is lowering their price also an opportunity?</w:t>
+        <w:t xml:space="preserve">Q: What about the overpriced half of listings. Is lowering their price also an opportunity?</w:t>
       </w:r>
     </w:p>
     <w:p>

--- a/NYC_Airbnb_Anticipated_Questions.docx
+++ b/NYC_Airbnb_Anticipated_Questions.docx
@@ -236,6 +236,32 @@
           </w:p>
         </w:tc>
       </w:tr>
+      <w:tr>
+        <w:tc>
+          <w:tcPr/>
+          <w:p>
+            <w:pPr>
+              <w:pStyle w:val="Compact"/>
+              <w:jc w:val="left"/>
+            </w:pPr>
+            <w:r>
+              <w:t xml:space="preserve">Where does the adoption curve come from?</w:t>
+            </w:r>
+          </w:p>
+        </w:tc>
+        <w:tc>
+          <w:tcPr/>
+          <w:p>
+            <w:pPr>
+              <w:pStyle w:val="Compact"/>
+              <w:jc w:val="left"/>
+            </w:pPr>
+            <w:r>
+              <w:t xml:space="preserve">B6 The adoption ramp</w:t>
+            </w:r>
+          </w:p>
+        </w:tc>
+      </w:tr>
     </w:tbl>
     <w:bookmarkStart w:id="9" w:name="price-elasticity-data"/>
     <w:p>
@@ -841,7 +867,43 @@
         <w:pStyle w:val="BlockText"/>
       </w:pPr>
       <w:r>
-        <w:t xml:space="preserve">Yes, at a 10% discount rate, the standard corporate rate for a moderate-risk internal project per Corporate Finance Institute, the same source as our payback methodology. Five-year net revenue falls from $5.63M nominal to $4.26M in present value, roughly a 24% haircut, and the project stays net-positive in Year 1 after discounting. We show nominal and NPV side by side rather than presenting nominal sums under an NPV banner.</w:t>
+        <w:t xml:space="preserve">Yes, at a 10% discount rate, the standard corporate rate for a moderate-risk internal project per Corporate Finance Institute, the same source as our payback methodology. On the modeled adoption ramp we present, five-year cumulative net falls from $1.61M nominal to $1.14M in present value, a haircut of roughly 29%, and the project is cash-positive in Year 1 after discounting. One clarification worth making before it is asked: our appendix also carries a flat sensitivity table whose 100% row shows $5.63M nominal against $4.26M NPV. That row holds full adoption constant for five years, which no product actually does. It is a stress test, not the forecast, and the ramp is what the deck runs on. We show nominal and NPV side by side rather than presenting nominal sums under an NPV banner.</w:t>
+      </w:r>
+    </w:p>
+    <w:p>
+      <w:pPr>
+        <w:pStyle w:val="FirstParagraph"/>
+      </w:pPr>
+      <w:r>
+        <w:rPr>
+          <w:b/>
+          <w:bCs/>
+        </w:rPr>
+        <w:t xml:space="preserve">Q: Where does your adoption curve come from? Isn’t 42% steady-state optimistic?</w:t>
+      </w:r>
+    </w:p>
+    <w:p>
+      <w:pPr>
+        <w:pStyle w:val="BlockText"/>
+      </w:pPr>
+      <w:r>
+        <w:t xml:space="preserve">It is a recalibration of general benchmarks, and we label it that way rather than claiming an Airbnb-specific precedent, because none exists publicly. The shape is Rogers’ Diffusion of Innovation, which suits an opt-in tool adopted host by host rather than mandated across an enterprise. We deliberately did not use Bass diffusion’s classical parameters, which are calibrated to 10–15 year durable-goods cycles and far too slow for a digital feature. The steady state of 42% sits just under the top-quartile mark in real SaaS feature-adoption data (Product Metrics Benchmark Report 2024, 181 companies: average 24.5%, median 16.5%, top quartile above 45%), so we are claiming a figure near the top of the observed range but not beyond it. The more useful point is that the funding decision does not depend on winning this argument: Year 1 assumes only about 10% uptake and is already cash-positive, at roughly $117K of revenue against $95K of cost.</w:t>
+      </w:r>
+      <w:r>
+        <w:t xml:space="preserve"> </w:t>
+      </w:r>
+      <w:r>
+        <w:rPr>
+          <w:b/>
+          <w:bCs/>
+        </w:rPr>
+        <w:t xml:space="preserve">Backup slide B6</w:t>
+      </w:r>
+      <w:r>
+        <w:t xml:space="preserve"> </w:t>
+      </w:r>
+      <w:r>
+        <w:t xml:space="preserve">has the curve.</w:t>
       </w:r>
     </w:p>
     <w:p>

--- a/NYC_Airbnb_Anticipated_Questions.docx
+++ b/NYC_Airbnb_Anticipated_Questions.docx
@@ -262,6 +262,58 @@
           </w:p>
         </w:tc>
       </w:tr>
+      <w:tr>
+        <w:tc>
+          <w:tcPr/>
+          <w:p>
+            <w:pPr>
+              <w:pStyle w:val="Compact"/>
+              <w:jc w:val="left"/>
+            </w:pPr>
+            <w:r>
+              <w:t xml:space="preserve">Why hasn’t Airbnb built this already?</w:t>
+            </w:r>
+          </w:p>
+        </w:tc>
+        <w:tc>
+          <w:tcPr/>
+          <w:p>
+            <w:pPr>
+              <w:pStyle w:val="Compact"/>
+              <w:jc w:val="left"/>
+            </w:pPr>
+            <w:r>
+              <w:t xml:space="preserve">B7 Why not already</w:t>
+            </w:r>
+          </w:p>
+        </w:tc>
+      </w:tr>
+      <w:tr>
+        <w:tc>
+          <w:tcPr/>
+          <w:p>
+            <w:pPr>
+              <w:pStyle w:val="Compact"/>
+              <w:jc w:val="left"/>
+            </w:pPr>
+            <w:r>
+              <w:t xml:space="preserve">What is this worth outside New York?</w:t>
+            </w:r>
+          </w:p>
+        </w:tc>
+        <w:tc>
+          <w:tcPr/>
+          <w:p>
+            <w:pPr>
+              <w:pStyle w:val="Compact"/>
+              <w:jc w:val="left"/>
+            </w:pPr>
+            <w:r>
+              <w:t xml:space="preserve">B8 Market opportunity</w:t>
+            </w:r>
+          </w:p>
+        </w:tc>
+      </w:tr>
     </w:tbl>
     <w:bookmarkStart w:id="9" w:name="price-elasticity-data"/>
     <w:p>
@@ -915,6 +967,36 @@
           <w:b/>
           <w:bCs/>
         </w:rPr>
+        <w:t xml:space="preserve">Q: New York is one market. What is this worth at Airbnb’s scale?</w:t>
+      </w:r>
+    </w:p>
+    <w:p>
+      <w:pPr>
+        <w:pStyle w:val="BlockText"/>
+      </w:pPr>
+      <w:r>
+        <w:t xml:space="preserve">We scale on the share of host gross booking value recovered, not on listing counts. NYC listings average roughly three times the global GBV per listing, so a per-listing scale-up overstates the answer by about that factor. In NYC the combined floor of $7.57M sits against $324.0M of annual host GBV across the 9,752 active listings, which is 2.34%. Applied to Airbnb’s disclosed FY2025 gross booking value of $91.3B, at the same 42% steady-state adoption our own ramp assumes, that is roughly $139M a year in fee revenue globally and roughly $55M in North America, which runs about 42% of revenue. At full adoption the same arithmetic gives $331M and $132M. We present these as a ceiling rather than a forecast, because NYC’s number is carried by its monthly segment, that segment is 59% of the market largely because of Local Law 18, and most markets have no equivalent concentration of long-stay inventory.</w:t>
+      </w:r>
+      <w:r>
+        <w:t xml:space="preserve"> </w:t>
+      </w:r>
+      <w:r>
+        <w:rPr>
+          <w:b/>
+          <w:bCs/>
+        </w:rPr>
+        <w:t xml:space="preserve">Backup slide B8.</w:t>
+      </w:r>
+    </w:p>
+    <w:p>
+      <w:pPr>
+        <w:pStyle w:val="FirstParagraph"/>
+      </w:pPr>
+      <w:r>
+        <w:rPr>
+          <w:b/>
+          <w:bCs/>
+        </w:rPr>
         <w:t xml:space="preserve">Q: Your $65K cost estimate is your own. Your $190K estimate is sourced. Why do you lead with the unsourced one?</w:t>
       </w:r>
     </w:p>
@@ -954,6 +1036,36 @@
       </w:pPr>
       <w:r>
         <w:t xml:space="preserve">Product &amp; Positioning</w:t>
+      </w:r>
+    </w:p>
+    <w:p>
+      <w:pPr>
+        <w:pStyle w:val="FirstParagraph"/>
+      </w:pPr>
+      <w:r>
+        <w:rPr>
+          <w:b/>
+          <w:bCs/>
+        </w:rPr>
+        <w:t xml:space="preserve">Q: Smart Pricing could do all of this. Why hasn’t Airbnb built it?</w:t>
+      </w:r>
+    </w:p>
+    <w:p>
+      <w:pPr>
+        <w:pStyle w:val="BlockText"/>
+      </w:pPr>
+      <w:r>
+        <w:t xml:space="preserve">Three ordinary reasons and one serious one. Smart Pricing optimises for occupancy and conversion, which serves the platform more than the host, and publishing the reasoning would make that visible. An explained price is also a price a host can dispute or reverse-engineer, which raises support cost and exposes the model. The serious reason is legal. A tool that shows every host what comparable listings nearby charge, and nudges them upward, resembles the theory behind the RealPage litigation in US rental housing, where a shared pricing algorithm fed by competitor data was alleged to facilitate tacit coordination among landlords. Opacity is a defence against that characterisation. Our answer has five parts: the comparables here are prices any guest can already see rather than pooled private data; the tool converges prices toward a fair value in both directions rather than pushing a floor upward; we book the overpriced side as a real −$0.70M loss rather than hiding it, which is hard to square with engineering price increases; adoption caps near 42%, so no market moves wholesale; and the host decides, since nothing auto-applies. A production rollout would still want legal review on exactly this point, and we would say so rather than wave it away.</w:t>
+      </w:r>
+      <w:r>
+        <w:t xml:space="preserve"> </w:t>
+      </w:r>
+      <w:r>
+        <w:rPr>
+          <w:b/>
+          <w:bCs/>
+        </w:rPr>
+        <w:t xml:space="preserve">Backup slide B7.</w:t>
       </w:r>
     </w:p>
     <w:p>

--- a/NYC_Airbnb_Anticipated_Questions.docx
+++ b/NYC_Airbnb_Anticipated_Questions.docx
@@ -390,6 +390,26 @@
       </w:r>
       <w:r>
         <w:t xml:space="preserve">That was wrong, and correcting it is why the current figure is $7.57M rather than something larger.</w:t>
+      </w:r>
+    </w:p>
+    <w:p>
+      <w:pPr>
+        <w:pStyle w:val="FirstParagraph"/>
+      </w:pPr>
+      <w:r>
+        <w:rPr>
+          <w:b/>
+          <w:bCs/>
+        </w:rPr>
+        <w:t xml:space="preserve">Q: Why did you not use the dataset you were assigned?</w:t>
+      </w:r>
+    </w:p>
+    <w:p>
+      <w:pPr>
+        <w:pStyle w:val="BlockText"/>
+      </w:pPr>
+      <w:r>
+        <w:t xml:space="preserve">We evaluated it and moved off it deliberately. The assigned Kaggle NYC Airbnb dataset is feature-poor for a pricing problem and dated. Inside Airbnb publishes a current, dated snapshot carrying the amenity, review-score, host and calendar-availability fields the fair-value model depends on, and it is a cited non-commercial primary source rather than a redistribution. That decision is why there are 80 engineered features to model on; the assigned set would not have supported the amenity-gap layer or the occupancy work at all. Neither source provides per-listing price and occupancy history over time, which is the gap the AirROI pilot and the scraper address.</w:t>
       </w:r>
     </w:p>
     <w:p>
